--- a/uploads/Proposta/PropostaOPERACIONAL E CAEX_PL CONNECTION_.docx
+++ b/uploads/Proposta/PropostaOPERACIONAL E CAEX_PL CONNECTION_.docx
@@ -389,7 +389,7 @@
                 <w:szCs w:val="24"/>
                 <w:u w:val="single"/>
               </w:rPr>
-              <w:t xml:space="preserve">22/08/2026 ATÉ: 22/08/2026</w:t>
+              <w:t xml:space="preserve">20/08/2027 ATÉ: 20/08/2027</w:t>
             </w:r>
           </w:p>
         </w:tc>
@@ -445,7 +445,7 @@
                 <w:szCs w:val="24"/>
                 <w:u w:val="single"/>
               </w:rPr>
-              <w:t xml:space="preserve">22/08/2026 ATÉ: 24/08/2026</w:t>
+              <w:t xml:space="preserve">21/08/2027 ATÉ: 23/08/2027</w:t>
             </w:r>
           </w:p>
         </w:tc>
@@ -501,7 +501,7 @@
                 <w:szCs w:val="24"/>
                 <w:u w:val="single"/>
               </w:rPr>
-              <w:t xml:space="preserve">25/08/2026 ATÉ: 26/08/2026</w:t>
+              <w:t xml:space="preserve">24/08/2027 ATÉ: 25/08/2027</w:t>
             </w:r>
           </w:p>
         </w:tc>
@@ -564,7 +564,7 @@
                 <w:szCs w:val="24"/>
                 <w:u w:val="single"/>
               </w:rPr>
-              <w:t xml:space="preserve">27/08/2026 ATÉ: 27/08/2026</w:t>
+              <w:t xml:space="preserve">26/08/2027 ATÉ: 26/08/2027</w:t>
             </w:r>
           </w:p>
         </w:tc>
@@ -660,15 +660,15 @@
             <w:br/>
             <w:t xml:space="preserve"/>
             <w:br/>
-            <w:t xml:space="preserve">• 1 Sistema AnáLise De Projetos, 1 Diária(s), de: 20/08/2026 até: 20/08/2026</w:t>
+            <w:t xml:space="preserve">• 1 Sistema AnáLise De Projetos, 1 Diária(s), de: 20/08/2027 até: 20/08/2027</w:t>
             <w:br/>
             <w:t xml:space="preserve"/>
             <w:br/>
-            <w:t xml:space="preserve">• 1 DocumentaçãO, 1 Diária(s), de: 22/08/2026 até: 22/08/2026</w:t>
+            <w:t xml:space="preserve">• 1 DocumentaçãO, 1 Diária(s), de: 20/08/2027 até: 20/08/2027</w:t>
             <w:br/>
             <w:t xml:space="preserve"/>
             <w:br/>
-            <w:t xml:space="preserve">• 1 Analista De Projetos, 60 Diária(s), de: 24/06/2026 até: 22/08/2026</w:t>
+            <w:t xml:space="preserve">• 1 Analista De Projetos, 60 Diária(s), de: 22/06/2027 até: 20/08/2027</w:t>
             <w:br/>
             <w:t xml:space="preserve"/>
             <w:br/>
@@ -1020,7 +1020,7 @@
           <w:sz w:val="24"/>
           <w:szCs w:val="24"/>
         </w:rPr>
-        <w:t xml:space="preserve">• 1 TéCnico De Ti, (1), 2 Diária(s), de: 22/08/2026 até: 23/08/2026</w:t>
+        <w:t xml:space="preserve">• 1 TéCnico De Ti, (1), 5 Diária(s), de: 21/08/2027 até: 25/08/2027</w:t>
       </w:r>
     </w:p>
     <w:p>
@@ -1040,7 +1040,7 @@
           <w:sz w:val="24"/>
           <w:szCs w:val="24"/>
         </w:rPr>
-        <w:t xml:space="preserve">• 3 Fiscal De MarcaçãO, (2), 1 Diária(s), de: 22/08/2026 até: 22/08/2026</w:t>
+        <w:t xml:space="preserve">• 3 Fiscal De MarcaçãO, (2), 1 Diária(s), de: 20/08/2027 até: 20/08/2027</w:t>
       </w:r>
     </w:p>
     <w:p>
@@ -1060,7 +1060,7 @@
           <w:sz w:val="24"/>
           <w:szCs w:val="24"/>
         </w:rPr>
-        <w:t xml:space="preserve">• 1 Fiscal Noturno, (ANTECIPAÇÃO), 1 Diária(s), de: 21/08/2026 até: 21/08/2026</w:t>
+        <w:t xml:space="preserve">• 1 Fiscal Noturno, (ANTECIPAÇÃO), 1 Diária(s), de: 21/08/2027 até: 21/08/2027</w:t>
       </w:r>
     </w:p>
     <w:p>
@@ -1080,7 +1080,7 @@
           <w:sz w:val="24"/>
           <w:szCs w:val="24"/>
         </w:rPr>
-        <w:t xml:space="preserve">• 1 Ajudante De MarcaçãO, 1 Diária(s), de: 22/08/2026 até: 22/08/2026</w:t>
+        <w:t xml:space="preserve">• 1 Ajudante De MarcaçãO, 1 Diária(s), de: 20/08/2027 até: 20/08/2027</w:t>
       </w:r>
     </w:p>
     <w:p>
@@ -1100,7 +1100,7 @@
           <w:sz w:val="24"/>
           <w:szCs w:val="24"/>
         </w:rPr>
-        <w:t xml:space="preserve">• 1 Assistente De Atendimento - Pré Evento, 20 Diária(s), de: 03/08/2026 até: 22/08/2026</w:t>
+        <w:t xml:space="preserve">• 1 Assistente De Atendimento - Pré Evento, 20 Diária(s), de: 01/08/2027 até: 20/08/2027</w:t>
       </w:r>
     </w:p>
     <w:p>
@@ -1120,7 +1120,7 @@
           <w:sz w:val="24"/>
           <w:szCs w:val="24"/>
         </w:rPr>
-        <w:t xml:space="preserve">• 1 Atendente De Caex - BilíNgue, 5 Diária(s), de: 22/08/2026 até: 26/08/2026</w:t>
+        <w:t xml:space="preserve">• 1 Atendente De Caex - BilíNgue, 5 Diária(s), de: 21/08/2027 até: 25/08/2027</w:t>
       </w:r>
     </w:p>
     <w:p>
@@ -1140,7 +1140,7 @@
           <w:sz w:val="24"/>
           <w:szCs w:val="24"/>
         </w:rPr>
-        <w:t xml:space="preserve">• 2 Atendente De Caex -Mono, 5 Diária(s), de: 22/08/2026 até: 26/08/2026</w:t>
+        <w:t xml:space="preserve">• 2 Atendente De Caex -Mono, 5 Diária(s), de: 21/08/2027 até: 25/08/2027</w:t>
       </w:r>
     </w:p>
     <w:p>
@@ -1160,7 +1160,7 @@
           <w:sz w:val="24"/>
           <w:szCs w:val="24"/>
         </w:rPr>
-        <w:t xml:space="preserve">• 1 Coordenador De Atendimento - EscritóRio Ja, 45 Diária(s), de: 09/07/2026 até: 22/08/2026</w:t>
+        <w:t xml:space="preserve">• 1 Coordenador De Atendimento - EscritóRio Ja, 45 Diária(s), de: 07/07/2027 até: 20/08/2027</w:t>
       </w:r>
     </w:p>
     <w:p>
@@ -1180,7 +1180,7 @@
           <w:sz w:val="24"/>
           <w:szCs w:val="24"/>
         </w:rPr>
-        <w:t xml:space="preserve">• 1 Coordenador De Caex, 5 Diária(s), de: 22/08/2026 até: 26/08/2026</w:t>
+        <w:t xml:space="preserve">• 1 Coordenador De Caex, 5 Diária(s), de: 21/08/2027 até: 25/08/2027</w:t>
       </w:r>
     </w:p>
     <w:p>
@@ -1200,7 +1200,7 @@
           <w:sz w:val="24"/>
           <w:szCs w:val="24"/>
         </w:rPr>
-        <w:t xml:space="preserve">• 1 Coordenador De ServiçOs, 6 Diária(s), de: 22/08/2026 até: 27/08/2026</w:t>
+        <w:t xml:space="preserve">• 1 Coordenador De ServiçOs, 6 Diária(s), de: 21/08/2027 até: 26/08/2027</w:t>
       </w:r>
     </w:p>
     <w:p>
@@ -1220,7 +1220,7 @@
           <w:sz w:val="24"/>
           <w:szCs w:val="24"/>
         </w:rPr>
-        <w:t xml:space="preserve">• 1 Coordenador Operacional 1, 6 Diária(s), de: 22/08/2026 até: 27/08/2026</w:t>
+        <w:t xml:space="preserve">• 1 Coordenador Operacional 1, 6 Diária(s), de: 21/08/2027 até: 26/08/2027</w:t>
       </w:r>
     </w:p>
     <w:p>
@@ -1240,7 +1240,7 @@
           <w:sz w:val="24"/>
           <w:szCs w:val="24"/>
         </w:rPr>
-        <w:t xml:space="preserve">• 1 Fiscal Diurno, 6 Diária(s), de: 22/08/2026 até: 27/08/2026</w:t>
+        <w:t xml:space="preserve">• 1 Fiscal De LogíStica, 6 Diária(s), de: 21/08/2027 até: 26/08/2027</w:t>
       </w:r>
     </w:p>
     <w:p>
@@ -1260,7 +1260,7 @@
           <w:sz w:val="24"/>
           <w:szCs w:val="24"/>
         </w:rPr>
-        <w:t xml:space="preserve">• 1 Fiscal Noturno, 5 Diária(s), de: 22/08/2026 até: 26/08/2026</w:t>
+        <w:t xml:space="preserve">• 1 Fiscal Diurno, 6 Diária(s), de: 21/08/2027 até: 26/08/2027</w:t>
       </w:r>
     </w:p>
     <w:p>
@@ -1280,7 +1280,7 @@
           <w:sz w:val="24"/>
           <w:szCs w:val="24"/>
         </w:rPr>
-        <w:t xml:space="preserve">• 1 OrçAmentista - EscritóRio Ja, 45 Diária(s), de: 09/07/2026 até: 22/08/2026</w:t>
+        <w:t xml:space="preserve">• 1 Fiscal Noturno, 6 Diária(s), de: 20/08/2027 até: 25/08/2027</w:t>
       </w:r>
     </w:p>
     <w:p>
@@ -1300,7 +1300,27 @@
           <w:sz w:val="24"/>
           <w:szCs w:val="24"/>
         </w:rPr>
-        <w:t xml:space="preserve">• 1 Sistema De Caex, 1 Diária(s), de: 20/08/2026 até: 20/08/2026</w:t>
+        <w:t xml:space="preserve">• 1 OrçAmentista - EscritóRio Ja, 45 Diária(s), de: 07/07/2027 até: 20/08/2027</w:t>
+      </w:r>
+    </w:p>
+    <w:p>
+      <w:pPr>
+        <w:pStyle w:val="PargrafodaLista"/>
+        <w:spacing w:line="285" w:lineRule="atLeast"/>
+        <w:ind w:left="0"/>
+        <w:rPr>
+          <w:rFonts w:ascii="Abel" w:hAnsi="Abel"/>
+          <w:sz w:val="24"/>
+          <w:szCs w:val="24"/>
+        </w:rPr>
+      </w:pPr>
+      <w:r>
+        <w:rPr>
+          <w:rFonts w:ascii="Abel" w:hAnsi="Abel"/>
+          <w:sz w:val="24"/>
+          <w:szCs w:val="24"/>
+        </w:rPr>
+        <w:t xml:space="preserve">• 1 Sistema De Caex, 1 Diária(s), de: 20/08/2027 até: 20/08/2027</w:t>
       </w:r>
     </w:p>
     <w:p>
@@ -1393,7 +1413,7 @@
           <w:sz w:val="24"/>
           <w:szCs w:val="24"/>
         </w:rPr>
-        <w:t xml:space="preserve">• 1 Impressora Multifuncional, 5 Diária(s), de: 22/08/2026 até: 26/08/2026</w:t>
+        <w:t xml:space="preserve">• 1 Impressora Multifuncional, 5 Diária(s), de: 21/08/2027 até: 25/08/2027</w:t>
       </w:r>
     </w:p>
     <w:p>
@@ -1413,7 +1433,7 @@
           <w:sz w:val="24"/>
           <w:szCs w:val="24"/>
         </w:rPr>
-        <w:t xml:space="preserve">• 1 Suprimentos, 1 Diária(s), de: 22/08/2026 até: 22/08/2026</w:t>
+        <w:t xml:space="preserve">• 1 Suprimentos, 1 Diária(s), de: 20/08/2027 até: 20/08/2027</w:t>
       </w:r>
     </w:p>
     <w:p>
@@ -1433,7 +1453,7 @@
           <w:sz w:val="24"/>
           <w:szCs w:val="24"/>
         </w:rPr>
-        <w:t xml:space="preserve">• 3 Impressora De Etiqueta, 5 Diária(s), de: 22/08/2026 até: 26/08/2026</w:t>
+        <w:t xml:space="preserve">• 3 Impressora De Etiqueta, 5 Diária(s), de: 21/08/2027 até: 25/08/2027</w:t>
       </w:r>
     </w:p>
     <w:p>
@@ -1453,7 +1473,7 @@
           <w:sz w:val="24"/>
           <w:szCs w:val="24"/>
         </w:rPr>
-        <w:t xml:space="preserve">• 3 Notebook, 5 Diária(s), de: 22/08/2026 até: 26/08/2026</w:t>
+        <w:t xml:space="preserve">• 3 Notebook, 5 Diária(s), de: 21/08/2027 até: 25/08/2027</w:t>
       </w:r>
     </w:p>
     <w:p>
@@ -1710,7 +1730,7 @@
           <w:sz w:val="24"/>
           <w:szCs w:val="24"/>
         </w:rPr>
-        <w:t xml:space="preserve">2026</w:t>
+        <w:t xml:space="preserve">2027</w:t>
       </w:r>
       <w:r>
         <w:rPr>
@@ -1728,7 +1748,7 @@
           <w:sz w:val="24"/>
           <w:szCs w:val="24"/>
         </w:rPr>
-        <w:t xml:space="preserve">R$ 104.181,00</w:t>
+        <w:t xml:space="preserve">R$ 132.055,20</w:t>
       </w:r>
       <w:r>
         <w:rPr>
@@ -1923,7 +1943,7 @@
           <w:i/>
           <w:iCs/>
         </w:rPr>
-        <w:t xml:space="preserve">03/09/2026</w:t>
+        <w:t xml:space="preserve">02/10/2026</w:t>
       </w:r>
     </w:p>
     <w:p>
